--- a/submission_package/title_page_FINAL.docx
+++ b/submission_package/title_page_FINAL.docx
@@ -57,7 +57,7 @@
         <w:jc w:val="center"/>
       </w:pPr>
       <w:r>
-        <w:t>Word count (main text): approximately 7,100</w:t>
+        <w:t>Word count (main text): approximately 5,700</w:t>
       </w:r>
     </w:p>
     <w:p>
